--- a/02_xlsx_docx_pdf/nuevo_documento.docx
+++ b/02_xlsx_docx_pdf/nuevo_documento.docx
@@ -4,7 +4,7 @@
   <w:body>
     <w:p>
       <w:r>
-        <w:t>Este es el primer párrafo de mi documento</w:t>
+        <w:t>Este es el primer párrafo de mi documento EN BLANCO</w:t>
       </w:r>
       <w:r>
         <w:rPr>
@@ -12,16 +12,10 @@
         </w:rPr>
         <w:t>Este es un nuevo segmento añadido al primer párrafo</w:t>
       </w:r>
-      <w:r>
-        <w:t>Este es un nuevo segmento añadido al primer párrafo</w:t>
-      </w:r>
-      <w:r>
-        <w:t>Este es un nuevo segmento añadido al primer párrafo</w:t>
-      </w:r>
     </w:p>
     <w:p>
       <w:r>
-        <w:t>Este es el segundo párrafo de mi documento</w:t>
+        <w:t>Este es el segundo párrafo de mi documento para el ejemplo</w:t>
       </w:r>
     </w:p>
     <w:sectPr>
